--- a/ЖД станция/Работа над ошибками/Замечания/Замечания_Белова_этап5_КР_АР.docx
+++ b/ЖД станция/Работа над ошибками/Замечания/Замечания_Белова_этап5_КР_АР.docx
@@ -139,7 +139,7 @@
         <w:t xml:space="preserve"> </w:t>
       </w:r>
       <w:r>
-        <w:t xml:space="preserve">КМ_Ч1 (здание водоподготовки, участки 5–8): верх всех 138 фундаментов 144,77, поверхность ПЗУ 144,59–146,13 — утоплено до 1,36 м, местами висит до 0,18 м. КМ_Ч2 (ёмкости, участки 1–4): верх фундаментов 140,60 при поверхности ПЗУ Ч4 140,76–141,78 — утоплено на 0,16–1,18 м. По ПД стойка 2,1 м над землёй, фундамент на 1,8 м от уровня земли — сажать по рельефу.</w:t>
+        <w:t xml:space="preserve">КМ_Ч1 (здание водоподготовки, участки 5–8): верх всех 138 фундаментов 144,77, поверхность ПЗУ 144,59–146,13 — утоплено до 1,36 м, местами висит до 0,18 м. КМ_Ч2 (ёмкости, участки 1–4): верх фундаментов 140,60 при поверхности ПЗУ Ч4 140,76–141,78 — утоплено на 0,16–1,18 м. КМ_Ч3 (камеры, участки 9–12): модели ПЗУ в этой зоне нет; верх фундаментов 142,00, а земля у камер по ПД ≈ 141,77 (0.000 камеры В3-2, люки на 0,2 м выше земли) — ограждение приподнято примерно на 0,2 м, проверить по рельефу. По ПД стойка 2,1 м над землёй, фундамент на 1,8 м от уровня земли — сажать по рельефу.</w:t>
       </w:r>
     </w:p>
     <w:p>
@@ -683,7 +683,17 @@
         <w:t xml:space="preserve">беонная</w:t>
       </w:r>
       <w:r>
-        <w:t xml:space="preserve">».</w:t>
+        <w:t xml:space="preserve">». Плиты перекрытия против ВОР (р.11–12) и листов ГЧ.12–13: В3-1 — по ВОР 2 плиты ПТО 150.240.14-6 и 1 плита ПТ 75.240.14, в модели 3 элемента «ПТО 150.240</w:t>
+      </w:r>
+      <w:r>
+        <w:rPr>
+          <w:bCs/>
+          <w:b/>
+        </w:rPr>
+        <w:t xml:space="preserve">,</w:t>
+      </w:r>
+      <w:r>
+        <w:t xml:space="preserve">14-6», один из них шириной 0,71 м — это ПТ 75, назвать и замаркировать как ПТ; В3-2 — по ВОР 2 плиты ПТ 75.240.14, в модели один элемент «ПТ 75» габаритом 2,98×2,38 м — разделить на два изделия.</w:t>
       </w:r>
     </w:p>
     <w:p>
@@ -731,6 +741,28 @@
             </a:graphic>
           </wp:inline>
         </w:drawing>
+      </w:r>
+    </w:p>
+    <w:p>
+      <w:pPr>
+        <w:numPr>
+          <w:ilvl w:val="0"/>
+          <w:numId w:val="1008"/>
+        </w:numPr>
+        <w:pStyle w:val="Compact"/>
+      </w:pPr>
+      <w:r>
+        <w:rPr>
+          <w:bCs/>
+          <w:b/>
+        </w:rPr>
+        <w:t xml:space="preserve">Марки фундаментов:</w:t>
+      </w:r>
+      <w:r>
+        <w:t xml:space="preserve"> </w:t>
+      </w:r>
+      <w:r>
+        <w:t xml:space="preserve">у всех плит КЖ0 в атрибуте «Марка» стоит «ФМ-1», в том числе у фундамента Фм-2 под компрессорную_2 (КЖ0_Ч4) — по ПД (ГЧ.03, DXF ИЛО3-02…05) марка Фм-2. Проверить марки по листам ПД.</w:t>
       </w:r>
     </w:p>
     <w:p>

--- a/ЖД станция/Работа над ошибками/Замечания/Замечания_Белова_этап5_КР_АР.docx
+++ b/ЖД станция/Работа над ошибками/Замечания/Замечания_Белова_этап5_КР_АР.docx
@@ -2,7 +2,7 @@
 <file path=word/document.xml><?xml version="1.0" encoding="utf-8"?>
 <w:document xmlns:w="http://schemas.openxmlformats.org/wordprocessingml/2006/main" xmlns:m="http://schemas.openxmlformats.org/officeDocument/2006/math" xmlns:r="http://schemas.openxmlformats.org/officeDocument/2006/relationships" xmlns:o="urn:schemas-microsoft-com:office:office" xmlns:v="urn:schemas-microsoft-com:vml" xmlns:w10="urn:schemas-microsoft-com:office:word" xmlns:a="http://schemas.openxmlformats.org/drawingml/2006/main" xmlns:pic="http://schemas.openxmlformats.org/drawingml/2006/picture" xmlns:wp="http://schemas.openxmlformats.org/drawingml/2006/wordprocessingDrawing">
   <w:body>
-    <w:bookmarkStart w:id="51" w:name="X39fd7aa9b59de83b1d62ca0c8dabc08c8d5e37c"/>
+    <w:bookmarkStart w:id="55" w:name="X39fd7aa9b59de83b1d62ca0c8dabc08c8d5e37c"/>
     <w:p>
       <w:pPr>
         <w:pStyle w:val="Heading1"/>
@@ -788,7 +788,7 @@
       </w:r>
     </w:p>
     <w:bookmarkEnd w:id="43"/>
-    <w:bookmarkStart w:id="44" w:name="комплект-ар"/>
+    <w:bookmarkStart w:id="48" w:name="комплект-ар"/>
     <w:p>
       <w:pPr>
         <w:pStyle w:val="Heading2"/>
@@ -885,14 +885,13 @@
         <w:t xml:space="preserve">Пункт обогрева: в ТЧ ИЛО2 п.3.7 — «два мобильных здания 6,06×2,44», на листах ГЧ.13–14 и в модели — один блок 6,06×2,44. Уточнить у ГИП (модель соответствует листам).</w:t>
       </w:r>
     </w:p>
-    <w:bookmarkEnd w:id="44"/>
-    <w:bookmarkStart w:id="48" w:name="структура-модели-и-имена-файлов"/>
-    <w:p>
-      <w:pPr>
-        <w:pStyle w:val="Heading2"/>
-      </w:pPr>
-      <w:r>
-        <w:t xml:space="preserve">5. Структура модели и имена файлов</w:t>
+    <w:bookmarkStart w:id="47" w:name="двери-и-окна-ар_ч1ч9"/>
+    <w:p>
+      <w:pPr>
+        <w:pStyle w:val="Heading3"/>
+      </w:pPr>
+      <w:r>
+        <w:t xml:space="preserve">Двери и окна (АР_Ч1–Ч9)</w:t>
       </w:r>
     </w:p>
     <w:p>
@@ -904,7 +903,47 @@
         <w:pStyle w:val="Compact"/>
       </w:pPr>
       <w:r>
-        <w:t xml:space="preserve">Требуется: Project → Site «DefaultSite» → Building «DefaultBuilding» → Building Storey → группы элементов. Группы сделаны верно. Не соответствует: в АР и КР площадка «Площадка», здание «Здание»; в ОС и ПОМ проект «Номер проекта», площадка «Default», здание «Наименование здания». Уровни: КЖ0_Ч10, Ч11, Ч16 и КМ — «Этаж 01», остальные КЖ0/КЖ — «Фундамент»; в ОС камер уровень «Верх стен» — в EIR нет. Сетка осей в ОС и ПОМ продублирована на уровнях «Этаж 01» и «Кровля».</w:t>
+        <w:rPr>
+          <w:bCs/>
+          <w:b/>
+        </w:rPr>
+        <w:t xml:space="preserve">Наружные и внутренние двери:</w:t>
+      </w:r>
+      <w:r>
+        <w:t xml:space="preserve"> </w:t>
+      </w:r>
+      <w:r>
+        <w:t xml:space="preserve">по атрибуту «Name» путаницы нет — во всех моделях двери в наружных стенах названы входными / наружными / стальными, во внутренних — межкомнатными деревянными. Стандартный признак «наружная» (IsExternal, Pset_DoorCommon / Pset_WindowCommon) не выгружен ни у одной двери и окна — добавить. Опечатки: «Дверь наружн</w:t>
+      </w:r>
+      <w:r>
+        <w:rPr>
+          <w:bCs/>
+          <w:b/>
+        </w:rPr>
+        <w:t xml:space="preserve">я</w:t>
+      </w:r>
+      <w:r>
+        <w:t xml:space="preserve">я мета</w:t>
+      </w:r>
+      <w:r>
+        <w:rPr>
+          <w:bCs/>
+          <w:b/>
+        </w:rPr>
+        <w:t xml:space="preserve">л</w:t>
+      </w:r>
+      <w:r>
+        <w:t xml:space="preserve">ическая» (Ч6), «Дверь однопо</w:t>
+      </w:r>
+      <w:r>
+        <w:rPr>
+          <w:bCs/>
+          <w:b/>
+        </w:rPr>
+        <w:t xml:space="preserve">л</w:t>
+      </w:r>
+      <w:r>
+        <w:t xml:space="preserve">ая» (Ч8).</w:t>
       </w:r>
     </w:p>
     <w:p>
@@ -916,7 +955,49 @@
         <w:pStyle w:val="Compact"/>
       </w:pPr>
       <w:r>
-        <w:t xml:space="preserve">Имена файлов по EIR п.3.5: без пробелов, только заглавная кириллица, цифры и тире, блоки Шифр_Объект_Этап_Строение_Раздел_Часть. Сейчас в именах пробелы и строчные буквы («Круглое поле», «Туалетный модуль»), нет блока «Строение». Схему имён согласовать в BEP и выдержать во всех частях.</w:t>
+        <w:rPr>
+          <w:bCs/>
+          <w:b/>
+        </w:rPr>
+        <w:t xml:space="preserve">Имена и классы:</w:t>
+      </w:r>
+      <w:r>
+        <w:t xml:space="preserve"> </w:t>
+      </w:r>
+      <w:r>
+        <w:t xml:space="preserve">IFC Name у всех дверей и окон — имя семейства «Светопрозрачная конструкция / Дверь …»: окна названы дверью, глухие стальные двери — светопрозрачной конструкцией. Привести к атрибуту «Name». Отливы, подоконники, рольставни, ставни, решётки выгружены классом IfcWindow — это не окна. Рольставни маркированы ОК-1, ОК-3, ОК-5 в одной серии с окнами ОК-2, ОК-4.</w:t>
+      </w:r>
+    </w:p>
+    <w:p>
+      <w:pPr>
+        <w:numPr>
+          <w:ilvl w:val="0"/>
+          <w:numId w:val="1010"/>
+        </w:numPr>
+        <w:pStyle w:val="Compact"/>
+      </w:pPr>
+      <w:r>
+        <w:rPr>
+          <w:bCs/>
+          <w:b/>
+        </w:rPr>
+        <w:t xml:space="preserve">Бытовой модуль (Ч6) против ПД</w:t>
+      </w:r>
+      <w:r>
+        <w:t xml:space="preserve"> </w:t>
+      </w:r>
+      <w:r>
+        <w:t xml:space="preserve">(ГЧ.09, паспорт модуля): окон в модели 10 (8 × 900×1205 и 2 × 600×1205, «одностворча</w:t>
+      </w:r>
+      <w:r>
+        <w:rPr>
+          <w:bCs/>
+          <w:b/>
+        </w:rPr>
+        <w:t xml:space="preserve">с</w:t>
+      </w:r>
+      <w:r>
+        <w:t xml:space="preserve">кое», глухие), по ПД — 8 окон 1200×1200, две створки: глухая + поворотно-откидная. Входные двери по паспорту 4 шт 960×2050, в модели 3 × 850×2100 и 1 × 1010×2100. Межкомнатные по паспорту 5 × 760×2050 и 6 × 860×2050 + стальная противопожарная EI60, в модели 10 × 810×2100 и 2 × 1010×2100, двери EI60 нет. «Остекление»: у одной марки Д-2 разные значения (False и «Да»), у одной из наружных Д-3 — «Да»; одна марка — одно значение, тип логический. «Площадь» у окон не заполнена.</w:t>
       </w:r>
     </w:p>
     <w:p>
@@ -926,20 +1007,202 @@
       <w:r>
         <w:drawing>
           <wp:inline>
-            <wp:extent cx="9612000" cy="1700401"/>
+            <wp:extent cx="9612000" cy="4539738"/>
             <wp:effectExtent b="0" l="0" r="0" t="0"/>
-            <wp:docPr descr="" title="" id="46" name="Picture"/>
+            <wp:docPr descr="" title="" id="45" name="Picture"/>
             <a:graphic>
               <a:graphicData uri="http://schemas.openxmlformats.org/drawingml/2006/picture">
                 <pic:pic>
                   <pic:nvPicPr>
-                    <pic:cNvPr descr="/tmp/claude-0/-home-user-Cloude/f5b51736-07b5-508b-a485-66a45660e91c/scratchpad/b5fin/08_структура.png" id="47" name="Picture"/>
+                    <pic:cNvPr descr="/tmp/claude-0/-home-user-Cloude/f5b51736-07b5-508b-a485-66a45660e91c/scratchpad/b5fin/09_окна_бытовой.png" id="46" name="Picture"/>
                     <pic:cNvPicPr>
                       <a:picLocks noChangeArrowheads="1" noChangeAspect="1"/>
                     </pic:cNvPicPr>
                   </pic:nvPicPr>
                   <pic:blipFill>
-                    <a:blip r:embed="rId45"/>
+                    <a:blip r:embed="rId44"/>
+                    <a:stretch>
+                      <a:fillRect/>
+                    </a:stretch>
+                  </pic:blipFill>
+                  <pic:spPr bwMode="auto">
+                    <a:xfrm>
+                      <a:off x="0" y="0"/>
+                      <a:ext cx="9612000" cy="4539738"/>
+                    </a:xfrm>
+                    <a:prstGeom prst="rect">
+                      <a:avLst/>
+                    </a:prstGeom>
+                    <a:noFill/>
+                    <a:ln w="9525">
+                      <a:noFill/>
+                      <a:headEnd/>
+                      <a:tailEnd/>
+                    </a:ln>
+                  </pic:spPr>
+                </pic:pic>
+              </a:graphicData>
+            </a:graphic>
+          </wp:inline>
+        </w:drawing>
+      </w:r>
+    </w:p>
+    <w:p>
+      <w:pPr>
+        <w:numPr>
+          <w:ilvl w:val="0"/>
+          <w:numId w:val="1011"/>
+        </w:numPr>
+        <w:pStyle w:val="Compact"/>
+      </w:pPr>
+      <w:r>
+        <w:rPr>
+          <w:bCs/>
+          <w:b/>
+        </w:rPr>
+        <w:t xml:space="preserve">Кладовая (Ч5):</w:t>
+      </w:r>
+      <w:r>
+        <w:t xml:space="preserve"> </w:t>
+      </w:r>
+      <w:r>
+        <w:t xml:space="preserve">по паспорту входные двери двупольные 1400×2050, 2 шт; в модели две однопольные 1000×2100.</w:t>
+      </w:r>
+    </w:p>
+    <w:p>
+      <w:pPr>
+        <w:numPr>
+          <w:ilvl w:val="0"/>
+          <w:numId w:val="1011"/>
+        </w:numPr>
+        <w:pStyle w:val="Compact"/>
+      </w:pPr>
+      <w:r>
+        <w:rPr>
+          <w:bCs/>
+          <w:b/>
+        </w:rPr>
+        <w:t xml:space="preserve">Модульный пункт обогрева (Ч9):</w:t>
+      </w:r>
+      <w:r>
+        <w:t xml:space="preserve"> </w:t>
+      </w:r>
+      <w:r>
+        <w:t xml:space="preserve">окно по ГЧ.13 1200×1250 с металлическими ставнями, в модели окно и ставни 1000×1000. Входная дверь по паспорту 960×2050, в модели 850×2050. Внутренние двери по паспорту ПВХ с сотовым заполнителем 900×2000, в модели «Дверь деревянная однопольная» 800×2100.</w:t>
+      </w:r>
+    </w:p>
+    <w:p>
+      <w:pPr>
+        <w:numPr>
+          <w:ilvl w:val="0"/>
+          <w:numId w:val="1011"/>
+        </w:numPr>
+        <w:pStyle w:val="Compact"/>
+      </w:pPr>
+      <w:r>
+        <w:rPr>
+          <w:bCs/>
+          <w:b/>
+        </w:rPr>
+        <w:t xml:space="preserve">Модульные компрессорные (Ч3, Ч4):</w:t>
+      </w:r>
+      <w:r>
+        <w:t xml:space="preserve"> </w:t>
+      </w:r>
+      <w:r>
+        <w:t xml:space="preserve">по ТЧ и ГЧ.05 — входная дверь и технологические ворота; в модели оба проёма «Ворота технологические» (двупольная Д-1 1970×2300 на торце — это входная дверь). У ворот нет «Обозначения стандарта», в Ч3 у Д-4 нет «Площади», у Д-1 площадь 3,94 при 1,97×2,30 = 4,53 м². У решёток Р-1 не заполнены «Высота», «Ширина».</w:t>
+      </w:r>
+    </w:p>
+    <w:p>
+      <w:pPr>
+        <w:numPr>
+          <w:ilvl w:val="0"/>
+          <w:numId w:val="1011"/>
+        </w:numPr>
+        <w:pStyle w:val="Compact"/>
+      </w:pPr>
+      <w:r>
+        <w:rPr>
+          <w:bCs/>
+          <w:b/>
+        </w:rPr>
+        <w:t xml:space="preserve">МК АТС (Ч8) и здание водоподготовки (Ч7):</w:t>
+      </w:r>
+      <w:r>
+        <w:t xml:space="preserve"> </w:t>
+      </w:r>
+      <w:r>
+        <w:t xml:space="preserve">«Площадь» не заполнена ни у одной двери. В МК АТС окон нет — на фасадах ГЧ.12 окон тоже нет, но в ТЧ ИЛО2 (п. о теплозащите) указаны окна ПВХ в МК АТС — уточнить у ГИП.</w:t>
+      </w:r>
+    </w:p>
+    <w:p>
+      <w:pPr>
+        <w:numPr>
+          <w:ilvl w:val="0"/>
+          <w:numId w:val="1011"/>
+        </w:numPr>
+        <w:pStyle w:val="Compact"/>
+      </w:pPr>
+      <w:r>
+        <w:t xml:space="preserve">Туалетные модули (Ч1, Ч2): дверь 860×2050 и окно 600×600 — по ПД.</w:t>
+      </w:r>
+    </w:p>
+    <w:bookmarkEnd w:id="47"/>
+    <w:bookmarkEnd w:id="48"/>
+    <w:bookmarkStart w:id="52" w:name="структура-модели-и-имена-файлов"/>
+    <w:p>
+      <w:pPr>
+        <w:pStyle w:val="Heading2"/>
+      </w:pPr>
+      <w:r>
+        <w:t xml:space="preserve">5. Структура модели и имена файлов</w:t>
+      </w:r>
+    </w:p>
+    <w:p>
+      <w:pPr>
+        <w:numPr>
+          <w:ilvl w:val="0"/>
+          <w:numId w:val="1012"/>
+        </w:numPr>
+        <w:pStyle w:val="Compact"/>
+      </w:pPr>
+      <w:r>
+        <w:t xml:space="preserve">Требуется: Project → Site «DefaultSite» → Building «DefaultBuilding» → Building Storey → группы элементов. Группы сделаны верно. Не соответствует: в АР и КР площадка «Площадка», здание «Здание»; в ОС и ПОМ проект «Номер проекта», площадка «Default», здание «Наименование здания». Уровни: КЖ0_Ч10, Ч11, Ч16 и КМ — «Этаж 01», остальные КЖ0/КЖ — «Фундамент»; в ОС камер уровень «Верх стен» — в EIR нет. Сетка осей в ОС и ПОМ продублирована на уровнях «Этаж 01» и «Кровля».</w:t>
+      </w:r>
+    </w:p>
+    <w:p>
+      <w:pPr>
+        <w:numPr>
+          <w:ilvl w:val="0"/>
+          <w:numId w:val="1012"/>
+        </w:numPr>
+        <w:pStyle w:val="Compact"/>
+      </w:pPr>
+      <w:r>
+        <w:t xml:space="preserve">Имена файлов по EIR п.3.5: без пробелов, только заглавная кириллица, цифры и тире, блоки Шифр_Объект_Этап_Строение_Раздел_Часть. Сейчас в именах пробелы и строчные буквы («Круглое поле», «Туалетный модуль»), нет блока «Строение». Схему имён согласовать в BEP и выдержать во всех частях.</w:t>
+      </w:r>
+    </w:p>
+    <w:p>
+      <w:pPr>
+        <w:pStyle w:val="Figure"/>
+      </w:pPr>
+      <w:r>
+        <w:drawing>
+          <wp:inline>
+            <wp:extent cx="9612000" cy="1700401"/>
+            <wp:effectExtent b="0" l="0" r="0" t="0"/>
+            <wp:docPr descr="" title="" id="50" name="Picture"/>
+            <a:graphic>
+              <a:graphicData uri="http://schemas.openxmlformats.org/drawingml/2006/picture">
+                <pic:pic>
+                  <pic:nvPicPr>
+                    <pic:cNvPr descr="/tmp/claude-0/-home-user-Cloude/f5b51736-07b5-508b-a485-66a45660e91c/scratchpad/b5fin/08_структура.png" id="51" name="Picture"/>
+                    <pic:cNvPicPr>
+                      <a:picLocks noChangeArrowheads="1" noChangeAspect="1"/>
+                    </pic:cNvPicPr>
+                  </pic:nvPicPr>
+                  <pic:blipFill>
+                    <a:blip r:embed="rId49"/>
                     <a:stretch>
                       <a:fillRect/>
                     </a:stretch>
@@ -966,8 +1229,8 @@
         </w:drawing>
       </w:r>
     </w:p>
-    <w:bookmarkEnd w:id="48"/>
-    <w:bookmarkStart w:id="49" w:name="цвета-по-eir-таблица-9"/>
+    <w:bookmarkEnd w:id="52"/>
+    <w:bookmarkStart w:id="53" w:name="цвета-по-eir-таблица-9"/>
     <w:p>
       <w:pPr>
         <w:pStyle w:val="Heading2"/>
@@ -984,8 +1247,8 @@
         <w:t xml:space="preserve">Бетон серый 160,160,160 — у плит, подготовок, стен камер, фундаментов стоек сейчас 186,191,197. Металл рыжий 229,148,119 — у профилей ограждения, уголков, стремянок сейчас 178,178,178 и чёрный. Бункер — жёлто-чёрные полосы по ПД (ГЧ.23), оставить.</w:t>
       </w:r>
     </w:p>
-    <w:bookmarkEnd w:id="49"/>
-    <w:bookmarkStart w:id="50" w:name="X188f5b06b0981694e80a43417d428804012fdf2"/>
+    <w:bookmarkEnd w:id="53"/>
+    <w:bookmarkStart w:id="54" w:name="X188f5b06b0981694e80a43417d428804012fdf2"/>
     <w:p>
       <w:pPr>
         <w:pStyle w:val="Heading2"/>
@@ -1723,8 +1986,8 @@
         </w:tc>
       </w:tr>
     </w:tbl>
-    <w:bookmarkEnd w:id="50"/>
-    <w:bookmarkEnd w:id="51"/>
+    <w:bookmarkEnd w:id="54"/>
+    <w:bookmarkEnd w:id="55"/>
     <w:sectPr>
       <w:pgSz w:orient="landscape" w:w="16838" w:h="11906"/>
       <w:pgMar w:left="850" w:right="850" w:top="737" w:bottom="737"/>
@@ -2533,6 +2796,66 @@
     </w:lvlOverride>
   </w:num>
   <w:num w:numId="1010">
+    <w:abstractNumId w:val="99201"/>
+    <w:lvlOverride w:ilvl="0">
+      <w:startOverride w:val="1"/>
+    </w:lvlOverride>
+    <w:lvlOverride w:ilvl="1">
+      <w:startOverride w:val="1"/>
+    </w:lvlOverride>
+    <w:lvlOverride w:ilvl="2">
+      <w:startOverride w:val="1"/>
+    </w:lvlOverride>
+    <w:lvlOverride w:ilvl="3">
+      <w:startOverride w:val="1"/>
+    </w:lvlOverride>
+    <w:lvlOverride w:ilvl="4">
+      <w:startOverride w:val="1"/>
+    </w:lvlOverride>
+    <w:lvlOverride w:ilvl="5">
+      <w:startOverride w:val="1"/>
+    </w:lvlOverride>
+    <w:lvlOverride w:ilvl="6">
+      <w:startOverride w:val="1"/>
+    </w:lvlOverride>
+    <w:lvlOverride w:ilvl="7">
+      <w:startOverride w:val="1"/>
+    </w:lvlOverride>
+    <w:lvlOverride w:ilvl="8">
+      <w:startOverride w:val="1"/>
+    </w:lvlOverride>
+  </w:num>
+  <w:num w:numId="1011">
+    <w:abstractNumId w:val="99204"/>
+    <w:lvlOverride w:ilvl="0">
+      <w:startOverride w:val="4"/>
+    </w:lvlOverride>
+    <w:lvlOverride w:ilvl="1">
+      <w:startOverride w:val="4"/>
+    </w:lvlOverride>
+    <w:lvlOverride w:ilvl="2">
+      <w:startOverride w:val="4"/>
+    </w:lvlOverride>
+    <w:lvlOverride w:ilvl="3">
+      <w:startOverride w:val="4"/>
+    </w:lvlOverride>
+    <w:lvlOverride w:ilvl="4">
+      <w:startOverride w:val="4"/>
+    </w:lvlOverride>
+    <w:lvlOverride w:ilvl="5">
+      <w:startOverride w:val="4"/>
+    </w:lvlOverride>
+    <w:lvlOverride w:ilvl="6">
+      <w:startOverride w:val="4"/>
+    </w:lvlOverride>
+    <w:lvlOverride w:ilvl="7">
+      <w:startOverride w:val="4"/>
+    </w:lvlOverride>
+    <w:lvlOverride w:ilvl="8">
+      <w:startOverride w:val="4"/>
+    </w:lvlOverride>
+  </w:num>
+  <w:num w:numId="1012">
     <w:abstractNumId w:val="99201"/>
     <w:lvlOverride w:ilvl="0">
       <w:startOverride w:val="1"/>

--- a/ЖД станция/Работа над ошибками/Замечания/Замечания_Белова_этап5_КР_АР.docx
+++ b/ЖД станция/Работа над ошибками/Замечания/Замечания_Белова_этап5_КР_АР.docx
@@ -580,7 +580,7 @@
         <w:t xml:space="preserve"> </w:t>
       </w:r>
       <w:r>
-        <w:t xml:space="preserve">— то же замечание, что по 4 этапу: стоит у плит, фундаментов стоек ограждения и бункеров в 21 моделях. Атрибут EIR «Name» верный — имя элемента привести к нему. В «Name» плит МК АТС (КЖ0_Ч8) и станции биоочистки (КЖ0_Ч17) — «Плита … 300мм», фактическая толщина 400 мм. Атрибуты «Длина», «Ширина» у плит не заполнены (EIR табл. А1). У КЖ0_Ч14 в атрибуте «Уровень» — «Этаж 01», а элемент лежит на уровне «Фундамент».</w:t>
+        <w:t xml:space="preserve">— то же замечание, что по 4 этапу: стоит у плит, фундаментов стоек ограждения и бункеров в 21 моделях. Атрибут EIR «Name» верный — имя элемента привести к нему. В «Name» плит МК АТС (КЖ0_Ч8) и станции биоочистки (КЖ0_Ч17) — «Плита … 300мм», по ВОР 4.3. 1439_2025_5-ИЛО3.ВОР (КР) (р. 5 «МК АТС» и р. 14 «Станция биологической очистки») — «фундаментная плита толщиной 400 мм». Атрибуты «Длина», «Ширина» у плит не заполнены (EIR табл. А1). У КЖ0_Ч14 в атрибуте «Уровень» — «Этаж 01», а элемент лежит на уровне «Фундамент».</w:t>
       </w:r>
     </w:p>
     <w:p>
